--- a/docs/세션_진행_대본_사용자한의사_v1.docx
+++ b/docs/세션_진행_대본_사용자한의사_v1.docx
@@ -1851,7 +1851,7 @@
           <w:sz w:val="21"/>
           <w:szCs w:val="21"/>
         </w:rPr>
-        <w:t xml:space="preserve">항목마다: 맨 위 노란 "CARE 기준" 상자와 작성 예 읽기 → "내 초안"에 두세 문장 쓰기(근거 고르기는 접혀 있는 선택 사항) → "다음: 정보 충분성 확인" → 정보가 충분한지 3문항(답을 고르면 "기록에서 관련된 부분 보기"를 펼쳐 볼 수 있다) → "내 정리 저장하고 AI 초안 보기" → Step 3 AI 초안과 비교하기(문장을 누르면 종류를 고른다: 내 초안에 더하고 싶음 / 기록과 다름 / 기록만으로 확인하기 어려움 / 교수님께 확인. 더하고 싶음은 이유 없이 저장되고 나머지는 이유를 적는다. 표시할 문장이 없으면 그대로 진행) → "AI 초안에 빠진 내용"(선택) → "내 초안과 AI 초안을 비교해 보니" 한 줄 → "검토를 마쳤습니다. 이 항목 완료"</w:t>
+        <w:t xml:space="preserve">항목마다: 맨 위 노란 "CARE 기준" 상자와 작성 예 읽기 → "내 초안"에 두세 문장 쓰기(근거 고르기는 접혀 있는 선택 사항) → "다음: 정보 충분성 확인" → 정보가 충분한지 3문항(답을 고르면 "기록에서 관련된 부분 보기"를 펼쳐 볼 수 있다) → "내 정리 저장하고 AI 초안 보기" → Step 3 AI 초안과 비교하기(문장을 누르면 종류를 고른다: 내 초안에 더하고 싶음 / 기록과 다름 / 기록만으로 확인하기 어려움 / 교수님께 확인. 더하고 싶음은 이유 없이 저장되고 나머지는 이유를 적는다. 표시할 문장이 없으면 그대로 진행) → "CARE 세부 항목으로 기록 다시 보기" 표 읽기(세부 항목별로 기록에 있는 정보와 찾기 어려운 정보. AI 초안을 본 뒤에만 나온다) → "AI 초안에 빠진 내용"(선택) → "내 초안과 AI 초안을 비교해 보니" 한 줄 → "검토를 마쳤습니다. 이 항목 완료"</w:t>
       </w:r>
     </w:p>
     <w:p>
@@ -2564,7 +2564,20 @@
           <w:sz w:val="21"/>
           <w:szCs w:val="21"/>
         </w:rPr>
-        <w:t xml:space="preserve">말해도 되는 것: CARE 지침이 무엇인지, 각 항목에 어떤 내용이 들어가는지. 화면의 노란 상자에 있는 내용은 일반 기준이라 설명해도 된다.</w:t>
+        <w:t xml:space="preserve">말해도 되는 것: CARE 지침이 무엇인지, 각 항목에 어떤 내용이 들어가는지. 화면의 노란 상자에 있는 내용은 일반 기준이라 설명해도 된다. 상자의 "9a 필수", "9c 선택" 표시는 CARE 체크리스트의 세부 항목 번호와 필수·선택 구분이다.</w:t>
+      </w:r>
+    </w:p>
+    <w:p>
+      <w:pPr>
+        <w:spacing w:after="100" w:line="320"/>
+      </w:pPr>
+      <w:r>
+        <w:rPr>
+          <w:rFonts w:ascii="맑은 고딕" w:cs="맑은 고딕" w:eastAsia="맑은 고딕" w:hAnsi="맑은 고딕"/>
+          <w:sz w:val="21"/>
+          <w:szCs w:val="21"/>
+        </w:rPr>
+        <w:t xml:space="preserve">"기록 다시 보기" 표에 대해 물으면: "이 기록을 CARE 세부 항목별로 정리한 것입니다. 맞고 틀리고를 채점하는 표가 아니고, 선생님이 앞에서 판단하신 것과 견주어 보시라는 것입니다. 기록에 없는 정보는 증례보고에 추측해서 쓰지 않고, 확인하거나 없다고 밝힙니다."</w:t>
       </w:r>
     </w:p>
     <w:p>
@@ -3331,6 +3344,77 @@
                 <w:szCs w:val="19"/>
               </w:rPr>
               <w:t xml:space="preserve">E</w:t>
+            </w:r>
+          </w:p>
+        </w:tc>
+      </w:tr>
+      <w:tr>
+        <w:trPr>
+          <w:tblHeader w:val="false"/>
+        </w:trPr>
+        <w:tc>
+          <w:tcPr>
+            <w:tcMar>
+              <w:top w:type="dxa" w:w="60"/>
+              <w:left w:type="dxa" w:w="100"/>
+              <w:bottom w:type="dxa" w:w="60"/>
+              <w:right w:type="dxa" w:w="100"/>
+            </w:tcMar>
+          </w:tcPr>
+          <w:p>
+            <w:r>
+              <w:rPr>
+                <w:rFonts w:ascii="맑은 고딕" w:cs="맑은 고딕" w:eastAsia="맑은 고딕" w:hAnsi="맑은 고딕"/>
+                <w:b w:val="false"/>
+                <w:bCs w:val="false"/>
+                <w:sz w:val="19"/>
+                <w:szCs w:val="19"/>
+              </w:rPr>
+              <w:t xml:space="preserve">7-1</w:t>
+            </w:r>
+          </w:p>
+        </w:tc>
+        <w:tc>
+          <w:tcPr>
+            <w:tcMar>
+              <w:top w:type="dxa" w:w="60"/>
+              <w:left w:type="dxa" w:w="100"/>
+              <w:bottom w:type="dxa" w:w="60"/>
+              <w:right w:type="dxa" w:w="100"/>
+            </w:tcMar>
+          </w:tcPr>
+          <w:p>
+            <w:r>
+              <w:rPr>
+                <w:rFonts w:ascii="맑은 고딕" w:cs="맑은 고딕" w:eastAsia="맑은 고딕" w:hAnsi="맑은 고딕"/>
+                <w:b w:val="false"/>
+                <w:bCs w:val="false"/>
+                <w:sz w:val="19"/>
+                <w:szCs w:val="19"/>
+              </w:rPr>
+              <w:t xml:space="preserve">"기록에 없어서 쓰기 어려웠던 내용이 있었나요? '기록에 있는 정보와 없는 정보' 표는 어떠셨어요?"</w:t>
+            </w:r>
+          </w:p>
+        </w:tc>
+        <w:tc>
+          <w:tcPr>
+            <w:tcMar>
+              <w:top w:type="dxa" w:w="60"/>
+              <w:left w:type="dxa" w:w="100"/>
+              <w:bottom w:type="dxa" w:w="60"/>
+              <w:right w:type="dxa" w:w="100"/>
+            </w:tcMar>
+          </w:tcPr>
+          <w:p>
+            <w:r>
+              <w:rPr>
+                <w:rFonts w:ascii="맑은 고딕" w:cs="맑은 고딕" w:eastAsia="맑은 고딕" w:hAnsi="맑은 고딕"/>
+                <w:b w:val="false"/>
+                <w:bCs w:val="false"/>
+                <w:sz w:val="19"/>
+                <w:szCs w:val="19"/>
+              </w:rPr>
+              <w:t xml:space="preserve">D</w:t>
             </w:r>
           </w:p>
         </w:tc>
